--- a/docs/Доклад на защите ВКР Курбатов Д.Е.docx
+++ b/docs/Доклад на защите ВКР Курбатов Д.Е.docx
@@ -169,7 +169,7 @@
           <w:rFonts w:ascii="Times New Roman" w:hAnsi="Times New Roman"/>
           <w:sz w:val="28"/>
         </w:rPr>
-        <w:t>Код размещён в репозитории github.com/Dmitrii9898/noc-portal. Доклад окончен. Спасибо за внимание. Готов ответить на вопросы.</w:t>
+        <w:t>Код размещён в репозитории github.com/Dmitrii9898/noc-portal. Портал опубликован по адресу nocportal.onrender.com. Доклад окончен. Спасибо за внимание. Готов ответить на вопросы.</w:t>
       </w:r>
     </w:p>
     <w:sectPr>
